--- a/PitchLive.docx
+++ b/PitchLive.docx
@@ -59,7 +59,7 @@
         </w:numPr>
       </w:pPr>
       <w:r>
-        <w:t xml:space="preserve">350 million people. Still lonely.</w:t>
+        <w:t xml:space="preserve">80% of college students have stopped using dating apps. The next generation has already walked away.</w:t>
       </w:r>
     </w:p>
     <w:p>

--- a/PitchLive.docx
+++ b/PitchLive.docx
@@ -170,7 +170,7 @@
         </w:numPr>
       </w:pPr>
       <w:r>
-        <w:t xml:space="preserve">The apps don’t fail despite the frustration. They monetise it.</w:t>
+        <w:t xml:space="preserve">She hate-swipes. He ego-swipes. Neither they nor the business wins.</w:t>
       </w:r>
     </w:p>
     <w:p>

--- a/PitchLive.docx
+++ b/PitchLive.docx
@@ -492,6 +492,18 @@
       </w:pPr>
       <w:r>
         <w:t xml:space="preserve">The publisher gets fresh material. For free.</w:t>
+      </w:r>
+    </w:p>
+    <w:p>
+      <w:pPr>
+        <w:pStyle w:val="Compact"/>
+        <w:numPr>
+          <w:ilvl w:val="0"/>
+          <w:numId w:val="1005"/>
+        </w:numPr>
+      </w:pPr>
+      <w:r>
+        <w:t xml:space="preserve">It doesn’t stay digital. Singles supper clubs. Meet cute meetups. Storytime nights (The Moth meets Modern Love).</w:t>
       </w:r>
     </w:p>
     <w:p>
@@ -1047,6 +1059,30 @@
             </w:pPr>
             <w:r>
               <w:t xml:space="preserve">OpenTable, Resy, TimeOut. Warm leads, not cold ads.</w:t>
+            </w:r>
+          </w:p>
+        </w:tc>
+      </w:tr>
+      <w:tr>
+        <w:tc>
+          <w:tcPr/>
+          <w:p>
+            <w:pPr>
+              <w:pStyle w:val="Compact"/>
+            </w:pPr>
+            <w:r>
+              <w:t xml:space="preserve">Live events</w:t>
+            </w:r>
+          </w:p>
+        </w:tc>
+        <w:tc>
+          <w:tcPr/>
+          <w:p>
+            <w:pPr>
+              <w:pStyle w:val="Compact"/>
+            </w:pPr>
+            <w:r>
+              <w:t xml:space="preserve">Supper clubs, meetups, storytime. Tickets + sponsorship.</w:t>
             </w:r>
           </w:p>
         </w:tc>
